--- a/DBTUNING/ch31_SGA튜닝1_버퍼캐시_리두버퍼/ch31_SGA튜닝_버퍼캐시와리두버퍼.docx
+++ b/DBTUNING/ch31_SGA튜닝1_버퍼캐시_리두버퍼/ch31_SGA튜닝_버퍼캐시와리두버퍼.docx
@@ -7,7 +7,7 @@
         <w:pStyle w:val="Heading1"/>
       </w:pPr>
       <w:r>
-        <w:t>제17장  SGA 튜닝 ① 버퍼 캐시와 리두 로그 버퍼</w:t>
+        <w:t>제ch31  SGA 튜닝 ① 버퍼 캐시와 리두 로그 버퍼</w:t>
       </w:r>
     </w:p>
     <w:p>
@@ -27,7 +27,7 @@
           <w:b w:val="0"/>
           <w:sz w:val="21"/>
         </w:rPr>
-        <w:t>이 장의 중심 주제는 따로 있다. 바로 버퍼 캐시 히트율(buffer cache hit ratio)의 함정이다. 많은 현장이 '히트율 99% 이상이면 건강하다'고 믿지만, 이는 성능 튜닝에서 가장 오래되고 가장 널리 퍼진 미신이다. 1장에서 이 과정이 경계하는 세 가지 태도 중 첫 번째로 '히트율 신앙'을 꼽은 이유가 여기 있다. 이 장에서는 실측 데이터로 히트율이 99.98%에서 100%에 이르는 데이터베이스를 보면서, 그 높은 히트율이 어떻게 '나쁜 상태'와 공존할 수 있는지를 정량으로 확인한다.</w:t>
+        <w:t>이 장의 중심 주제는 따로 있다. 바로 버퍼 캐시 히트율(buffer cache hit ratio)의 함정이다. 많은 현장이 '히트율 99% 이상이면 건강하다'고 믿지만, 이는 성능 튜닝에서 가장 오래되고 가장 널리 퍼진 미신이다. ch15에서 이 과정이 경계하는 세 가지 태도 중 첫 번째로 '히트율 신앙'을 꼽은 이유가 여기 있다. 이 장에서는 실측 데이터로 히트율이 99.98%에서 100%에 이르는 데이터베이스를 보면서, 그 높은 히트율이 어떻게 '나쁜 상태'와 공존할 수 있는지를 정량으로 확인한다.</w:t>
       </w:r>
     </w:p>
     <w:p>
@@ -37,7 +37,7 @@
           <w:b w:val="0"/>
           <w:sz w:val="21"/>
         </w:rPr>
-        <w:t>이 장은 16장(메모리 관리 방식 판별)에 이어 SGA를 구조별로 깊게 파는 첫 장이다. 16장에서 이 실습 DB가 ASMM(memory_target=0, sga_target&gt;0)으로 운영됨을 확인했다면, 이 장에서는 그 SGA 안에서 버퍼 캐시와 리두 로그 버퍼가 각각 어떻게 동작하고 무엇으로 진단하는지를 본다. 다음 18장은 공유 풀, 19장은 결과 캐시와 PGA로 이어진다.</w:t>
+        <w:t>이 장은 ch29(메모리 관리 방식 판별)에 이어 SGA를 구조별로 깊게 파는 첫 장이다. ch29에서 이 실습 DB가 ASMM(memory_target=0, sga_target&gt;0)으로 운영됨을 확인했다면, 이 장에서는 그 SGA 안에서 버퍼 캐시와 리두 로그 버퍼가 각각 어떻게 동작하고 무엇으로 진단하는지를 본다. 다음 ch32은 공유 풀, ch33은 결과 캐시와 PGA로 이어진다.</w:t>
       </w:r>
     </w:p>
     <w:p>
@@ -1741,7 +1741,7 @@
           <w:b w:val="0"/>
           <w:sz w:val="21"/>
         </w:rPr>
-        <w:t>어드바이스를 근거로 실제 크기를 바꿀 때의 절차도 정리해 두자. 캐시를 늘리려면 먼저 DB_CACHE_ADVICE가 ON인지 확인하고, 통계가 안정될 때까지 기다린 뒤, 어드바이스에서 물리 I/O를 의미 있게 줄여 주는 다음 증분을 찾는다. 그 증분만큼의 메모리를 시스템이 페이징(swapping) 없이 감당할 수 있을 때만 DB_CACHE_SIZE를 올린다. 페이징이 일어나는 서버에서 캐시를 키우면 OS 메모리가 부족해져 오히려 전체 성능이 무너진다(20장의 스와핑 주제와 연결된다). 반대로 히트율이 높고 어드바이스도 수렴 구간이면, 다른 구조가 메모리를 필요로 할 때 캐시를 줄여 회수하는 것이 합리적이다. 이 모든 판단의 근거가 히트율이 아니라 어드바이스라는 점이 이 절의 요지다.</w:t>
+        <w:t>어드바이스를 근거로 실제 크기를 바꿀 때의 절차도 정리해 두자. 캐시를 늘리려면 먼저 DB_CACHE_ADVICE가 ON인지 확인하고, 통계가 안정될 때까지 기다린 뒤, 어드바이스에서 물리 I/O를 의미 있게 줄여 주는 다음 증분을 찾는다. 그 증분만큼의 메모리를 시스템이 페이징(swapping) 없이 감당할 수 있을 때만 DB_CACHE_SIZE를 올린다. 페이징이 일어나는 서버에서 캐시를 키우면 OS 메모리가 부족해져 오히려 전체 성능이 무너진다(ch34의 스와핑 주제와 연결된다). 반대로 히트율이 높고 어드바이스도 수렴 구간이면, 다른 구조가 메모리를 필요로 할 때 캐시를 줄여 회수하는 것이 합리적이다. 이 모든 판단의 근거가 히트율이 아니라 어드바이스라는 점이 이 절의 요지다.</w:t>
       </w:r>
     </w:p>
     <w:tbl>
@@ -4308,7 +4308,7 @@
           <w:b w:val="0"/>
           <w:sz w:val="21"/>
         </w:rPr>
-        <w:t>다음 장(18장)에서는 SGA의 또 다른 축인 공유 풀과 라지 풀로 넘어가, 라이브러리 캐시와 하드 파싱, 커서 공유, ORA-04031의 원인 영역 식별을 다룬다. 버퍼 캐시가 '데이터 블록의 재사용'이라면, 공유 풀은 'SQL과 실행계획의 재사용'이다.</w:t>
+        <w:t>다음 장(ch32)에서는 SGA의 또 다른 축인 공유 풀과 라지 풀로 넘어가, 라이브러리 캐시와 하드 파싱, 커서 공유, ORA-04031의 원인 영역 식별을 다룬다. 버퍼 캐시가 '데이터 블록의 재사용'이라면, 공유 풀은 'SQL과 실행계획의 재사용'이다.</w:t>
       </w:r>
     </w:p>
     <w:sectPr>

--- a/DBTUNING/ch31_SGA튜닝1_버퍼캐시_리두버퍼/ch31_SGA튜닝_버퍼캐시와리두버퍼.docx
+++ b/DBTUNING/ch31_SGA튜닝1_버퍼캐시_리두버퍼/ch31_SGA튜닝_버퍼캐시와리두버퍼.docx
@@ -7,7 +7,7 @@
         <w:pStyle w:val="Heading1"/>
       </w:pPr>
       <w:r>
-        <w:t>제ch31  SGA 튜닝 ① 버퍼 캐시와 리두 로그 버퍼</w:t>
+        <w:t>ch31  SGA 튜닝 ① 버퍼 캐시와 리두 로그 버퍼</w:t>
       </w:r>
     </w:p>
     <w:p>

--- a/DBTUNING/ch31_SGA튜닝1_버퍼캐시_리두버퍼/ch31_SGA튜닝_버퍼캐시와리두버퍼.docx
+++ b/DBTUNING/ch31_SGA튜닝1_버퍼캐시_리두버퍼/ch31_SGA튜닝_버퍼캐시와리두버퍼.docx
@@ -55,7 +55,7 @@
         <w:pStyle w:val="Heading2"/>
       </w:pPr>
       <w:r>
-        <w:t>17.1  학습 목표</w:t>
+        <w:t>31.1  학습 목표</w:t>
       </w:r>
     </w:p>
     <w:p>
@@ -157,7 +157,7 @@
         <w:pStyle w:val="Heading2"/>
       </w:pPr>
       <w:r>
-        <w:t>17.2  버퍼 캐시 구조 — 무엇을, 왜 캐싱하는가</w:t>
+        <w:t>31.2  버퍼 캐시 구조 — 무엇을, 왜 캐싱하는가</w:t>
       </w:r>
     </w:p>
     <w:p>
@@ -207,7 +207,7 @@
           <w:b w:val="0"/>
           <w:sz w:val="21"/>
         </w:rPr>
-        <w:t>이 관리 방식의 요점은 '자주 쓰는 것은 남고, 어쩌다 쓰는 것은 밀려난다'는 자연스러운 우선순위다. 문제는 이 우선순위가 완벽하지 않다는 데 있다. 하루 한 번 대형 테이블을 통째로 훑는 스캔은, 그 순간에는 '방금 접근한' 블록을 잔뜩 만들어 낸다. 단순 LRU라면 이 블록들이 목록 앞쪽을 차지해 정작 초당 수백 번 쓰이는 소형 마스터 블록을 밀어낼 수 있다. 오라클이 대형 전체 스캔 블록을 LRU 꼬리에 두거나(17.3·17.6), 별도 풀로 분리하는(17.5) 이유가 바로 이 부작용을 막기 위해서다. 버퍼 캐시 튜닝의 상당 부분은 이 '누구를 남길 것인가'의 조정이다.</w:t>
+        <w:t>이 관리 방식의 요점은 '자주 쓰는 것은 남고, 어쩌다 쓰는 것은 밀려난다'는 자연스러운 우선순위다. 문제는 이 우선순위가 완벽하지 않다는 데 있다. 하루 한 번 대형 테이블을 통째로 훑는 스캔은, 그 순간에는 '방금 접근한' 블록을 잔뜩 만들어 낸다. 단순 LRU라면 이 블록들이 목록 앞쪽을 차지해 정작 초당 수백 번 쓰이는 소형 마스터 블록을 밀어낼 수 있다. 오라클이 대형 전체 스캔 블록을 LRU 꼬리에 두거나(31.3·17.6), 별도 풀로 분리하는(31.5) 이유가 바로 이 부작용을 막기 위해서다. 버퍼 캐시 튜닝의 상당 부분은 이 '누구를 남길 것인가'의 조정이다.</w:t>
       </w:r>
     </w:p>
     <w:p>
@@ -217,7 +217,7 @@
           <w:b w:val="0"/>
           <w:sz w:val="21"/>
         </w:rPr>
-        <w:t>변경된 블록을 디스크에 반영하는 것은 데이터베이스 라이터(DBWR)의 몫이다. DBWR는 더티 버퍼가 일정 수준을 넘거나, 체크포인트가 발생하거나, 재사용할 깨끗한 버퍼가 부족할 때 더티 버퍼를 데이터 파일에 기록한다. 중요한 것은 DBWR가 리두를 먼저 기록하도록 보장한다는 점이다(WAL, Write-Ahead Logging 원칙). 즉 변경 블록이 디스크에 내려가기 전에 그 변경의 리두가 반드시 먼저 리두 로그에 기록된다. 이 순서가 있기에 리두 로그 버퍼(17.7)와 버퍼 캐시는 한 쌍으로 움직인다. 버퍼 캐시가 쓰기를 미룰수록 리두는 안전판 역할을 한다.</w:t>
+        <w:t>변경된 블록을 디스크에 반영하는 것은 데이터베이스 라이터(DBWR)의 몫이다. DBWR는 더티 버퍼가 일정 수준을 넘거나, 체크포인트가 발생하거나, 재사용할 깨끗한 버퍼가 부족할 때 더티 버퍼를 데이터 파일에 기록한다. 중요한 것은 DBWR가 리두를 먼저 기록하도록 보장한다는 점이다(WAL, Write-Ahead Logging 원칙). 즉 변경 블록이 디스크에 내려가기 전에 그 변경의 리두가 반드시 먼저 리두 로그에 기록된다. 이 순서가 있기에 리두 로그 버퍼(31.7)와 버퍼 캐시는 한 쌍으로 움직인다. 버퍼 캐시가 쓰기를 미룰수록 리두는 안전판 역할을 한다.</w:t>
       </w:r>
     </w:p>
     <w:p>
@@ -694,7 +694,7 @@
         <w:pStyle w:val="Heading2"/>
       </w:pPr>
       <w:r>
-        <w:t>17.3  히트율의 함정 — 이 장의 핵심</w:t>
+        <w:t>31.3  히트율의 함정 — 이 장의 핵심</w:t>
       </w:r>
     </w:p>
     <w:p>
@@ -1353,7 +1353,7 @@
                 <w:rFonts w:ascii="맑은 고딕" w:hAnsi="맑은 고딕" w:eastAsia="맑은 고딕"/>
                 <w:sz w:val="20"/>
               </w:rPr>
-              <w:t>· 크기 판단은 히트율이 아니라 V$DB_CACHE_ADVICE의 물리 읽기 예측으로 한다(17.4).</w:t>
+              <w:t>· 크기 판단은 히트율이 아니라 V$DB_CACHE_ADVICE의 물리 읽기 예측으로 한다(31.4).</w:t>
             </w:r>
           </w:p>
         </w:tc>
@@ -1365,7 +1365,7 @@
         <w:pStyle w:val="Heading2"/>
       </w:pPr>
       <w:r>
-        <w:t>17.4  V$DB_CACHE_ADVICE — 크기 변경 효과를 예측한다</w:t>
+        <w:t>31.4  V$DB_CACHE_ADVICE — 크기 변경 효과를 예측한다</w:t>
       </w:r>
     </w:p>
     <w:p>
@@ -1375,7 +1375,7 @@
           <w:b w:val="0"/>
           <w:sz w:val="21"/>
         </w:rPr>
-        <w:t>17.3에서 히트율이 크기 판단의 근거가 될 수 없음을 보았다. 그렇다고 '느낌'으로 캐시를 키우거나 줄일 수는 없다. 캐시를 실제로 바꿔 보고 결과를 관찰하는 것은 운영 시스템에서 위험하고 느린 방법이다. 오라클은 이 문제를 시뮬레이션으로 푼다. 실제 워크로드가 도는 동안 여러 가상 크기에서의 결과를 미리 계산해 두는 것이다.</w:t>
+        <w:t>31.3에서 히트율이 크기 판단의 근거가 될 수 없음을 보았다. 그렇다고 '느낌'으로 캐시를 키우거나 줄일 수는 없다. 캐시를 실제로 바꿔 보고 결과를 관찰하는 것은 운영 시스템에서 위험하고 느린 방법이다. 오라클은 이 문제를 시뮬레이션으로 푼다. 실제 워크로드가 도는 동안 여러 가상 크기에서의 결과를 미리 계산해 두는 것이다.</w:t>
       </w:r>
     </w:p>
     <w:p>
@@ -1843,7 +1843,7 @@
         <w:pStyle w:val="Heading2"/>
       </w:pPr>
       <w:r>
-        <w:t>17.5  다중 버퍼 풀 — KEEP과 RECYCLE로 나누기</w:t>
+        <w:t>31.5  다중 버퍼 풀 — KEEP과 RECYCLE로 나누기</w:t>
       </w:r>
     </w:p>
     <w:p>
@@ -2893,7 +2893,7 @@
           <w:b w:val="0"/>
           <w:sz w:val="21"/>
         </w:rPr>
-        <w:t>풀별 효과는 V$BUFFER_POOL_STATISTICS의 풀별 히트율로 확인한다(17.2의 질의). 이 뷰는 각 풀의 논리 읽기·물리 읽기를 따로 유지하므로, 풀별로 히트율을 나눠 볼 수 있다. 전체 V$SYSSTAT는 모든 풀을 합쳐 한 세트의 통계로 보여 주지만, 풀을 나눠 운영할 때는 이 풀별 뷰로 각 풀이 제 역할을 하는지 봐야 한다. KEEP 풀은 소형 상주 객체만 담으므로 미스가 거의 없어야 정상이고, 이때의 100% 히트율은 17.3에서 경계한 '함정으로서의 100%'와 다르다. KEEP 풀의 100%는 '작고 자주 쓰는 것만 담아 항상 적중'이라는 설계된 결과이기 때문이다. 같은 100%라도 맥락이 다르면 해석이 다르다.</w:t>
+        <w:t>풀별 효과는 V$BUFFER_POOL_STATISTICS의 풀별 히트율로 확인한다(31.2의 질의). 이 뷰는 각 풀의 논리 읽기·물리 읽기를 따로 유지하므로, 풀별로 히트율을 나눠 볼 수 있다. 전체 V$SYSSTAT는 모든 풀을 합쳐 한 세트의 통계로 보여 주지만, 풀을 나눠 운영할 때는 이 풀별 뷰로 각 풀이 제 역할을 하는지 봐야 한다. KEEP 풀은 소형 상주 객체만 담으므로 미스가 거의 없어야 정상이고, 이때의 100% 히트율은 31.3에서 경계한 '함정으로서의 100%'와 다르다. KEEP 풀의 100%는 '작고 자주 쓰는 것만 담아 항상 적중'이라는 설계된 결과이기 때문이다. 같은 100%라도 맥락이 다르면 해석이 다르다.</w:t>
       </w:r>
     </w:p>
     <w:p>
@@ -3005,7 +3005,7 @@
         <w:pStyle w:val="Heading2"/>
       </w:pPr>
       <w:r>
-        <w:t>17.6  캐싱 모드와 대량 스캔의 캐시 동작</w:t>
+        <w:t>31.6  캐싱 모드와 대량 스캔의 캐시 동작</w:t>
       </w:r>
     </w:p>
     <w:p>
@@ -3145,7 +3145,7 @@
         <w:pStyle w:val="Heading2"/>
       </w:pPr>
       <w:r>
-        <w:t>17.7  리두 로그 버퍼 — log buffer space 대기</w:t>
+        <w:t>31.7  리두 로그 버퍼 — log buffer space 대기</w:t>
       </w:r>
     </w:p>
     <w:p>
@@ -3990,7 +3990,7 @@
         <w:pStyle w:val="Heading2"/>
       </w:pPr>
       <w:r>
-        <w:t>17.8  요약</w:t>
+        <w:t>31.8  요약</w:t>
       </w:r>
     </w:p>
     <w:p>
@@ -4080,7 +4080,7 @@
         <w:pStyle w:val="Heading2"/>
       </w:pPr>
       <w:r>
-        <w:t>17.9  퀴즈</w:t>
+        <w:t>31.9  퀴즈</w:t>
       </w:r>
     </w:p>
     <w:tbl>
@@ -4206,7 +4206,7 @@
         <w:pStyle w:val="Heading2"/>
       </w:pPr>
       <w:r>
-        <w:t>17.10  실습 개요</w:t>
+        <w:t>31.10  실습 개요</w:t>
       </w:r>
     </w:p>
     <w:p>
